--- a/Bài 2.docx
+++ b/Bài 2.docx
@@ -15,7 +15,7 @@
           <w:szCs w:val="46"/>
         </w:rPr>
       </w:pPr>
-      <w:bookmarkStart w:colFirst="0" w:colLast="0" w:name="_qmrmrivq30q8" w:id="0"/>
+      <w:bookmarkStart w:colFirst="0" w:colLast="0" w:name="_jq2iammapg03" w:id="0"/>
       <w:bookmarkEnd w:id="0"/>
       <w:r>
         <w:rPr>
@@ -25,24 +25,33 @@
           <w:szCs w:val="46"/>
           <w:rtl w:val="0"/>
         </w:rPr>
-        <w:t xml:space="preserve">PHÂN LOẠI CÁC PHÂN HỆ HTTT RIKKEIEXPRESS</w:t>
+        <w:t xml:space="preserve">MA TRẬN STAKEHOLDER &amp; GIẢI QUYẾT XUNG ĐỘT BẢO MẬT HỒ SƠ EHR</w:t>
       </w:r>
     </w:p>
     <w:p>
       <w:pPr>
-        <w:pStyle w:val="Heading3"/>
+        <w:pStyle w:val="Heading2"/>
         <w:keepNext w:val="0"/>
         <w:keepLines w:val="0"/>
         <w:spacing w:after="80" w:lineRule="auto"/>
-        <w:rPr/>
-      </w:pPr>
-      <w:bookmarkStart w:colFirst="0" w:colLast="0" w:name="_bdhpmu91ojzu" w:id="1"/>
+        <w:rPr>
+          <w:b w:val="1"/>
+          <w:bCs w:val="1"/>
+          <w:sz w:val="34"/>
+          <w:szCs w:val="34"/>
+        </w:rPr>
+      </w:pPr>
+      <w:bookmarkStart w:colFirst="0" w:colLast="0" w:name="_kch0n68ix009" w:id="1"/>
       <w:bookmarkEnd w:id="1"/>
       <w:r>
         <w:rPr>
+          <w:b w:val="1"/>
+          <w:bCs w:val="1"/>
+          <w:sz w:val="34"/>
+          <w:szCs w:val="34"/>
           <w:rtl w:val="0"/>
         </w:rPr>
-        <w:t xml:space="preserve">PHẦN 1. CHỮA LỖI PHÂN LOẠI</w:t>
+        <w:t xml:space="preserve">Phần 1. Thanh lọc danh sách Stakeholder</w:t>
       </w:r>
     </w:p>
     <w:p>
@@ -54,7 +63,19 @@
         <w:rPr>
           <w:rtl w:val="0"/>
         </w:rPr>
-        <w:t xml:space="preserve">Thực tập sinh đã phân loại sai các tính năng:</w:t>
+        <w:t xml:space="preserve">Trong 5 đối tượng được khảo sát, Máy chủ cơ sở dữ liệu Oracle là thực thể kỹ thuật nên loại khỏi danh sách Stakeholder. Máy chủ là thành phần công nghệ của hệ thống, không phải cá nhân, nhóm người hay tổ chức có quyền lợi hoặc chịu ảnh hưởng trực tiếp từ dự án.</w:t>
+      </w:r>
+    </w:p>
+    <w:p>
+      <w:pPr>
+        <w:spacing w:after="240" w:before="240" w:lineRule="auto"/>
+        <w:rPr/>
+      </w:pPr>
+      <w:r>
+        <w:rPr>
+          <w:rtl w:val="0"/>
+        </w:rPr>
+        <w:t xml:space="preserve">Các Stakeholder thực thụ gồm:</w:t>
       </w:r>
     </w:p>
     <w:p>
@@ -71,7 +92,7 @@
         <w:rPr>
           <w:rtl w:val="0"/>
         </w:rPr>
-        <w:t xml:space="preserve">TPS: “Báo cáo tổng hợp doanh thu tháng” phải thuộc MIS; “Phân tích dự báo điểm nóng quá tải đơn hàng” phải thuộc DSS.</w:t>
+        <w:t xml:space="preserve">Bác sĩ điều trị trực tiếp – sử dụng hồ sơ EHR để khám và điều trị bệnh nhân.</w:t>
       </w:r>
     </w:p>
     <w:p>
@@ -88,7 +109,24 @@
         <w:rPr>
           <w:rtl w:val="0"/>
         </w:rPr>
-        <w:t xml:space="preserve">MIS: “Tài xế bấm Đã lấy hàng” và “Nhân viên kho quét mã vạch nhập kho” đều thuộc TPS.</w:t>
+        <w:t xml:space="preserve">Ban Giám đốc Bệnh viện RikkeiCare – có quyền quyết định và chịu trách nhiệm về hoạt động của bệnh viện.</w:t>
+      </w:r>
+    </w:p>
+    <w:p>
+      <w:pPr>
+        <w:numPr>
+          <w:ilvl w:val="0"/>
+          <w:numId w:val="1"/>
+        </w:numPr>
+        <w:spacing w:after="0" w:afterAutospacing="0" w:before="0" w:beforeAutospacing="0" w:lineRule="auto"/>
+        <w:ind w:left="720" w:hanging="360"/>
+        <w:rPr/>
+      </w:pPr>
+      <w:r>
+        <w:rPr>
+          <w:rtl w:val="0"/>
+        </w:rPr>
+        <w:t xml:space="preserve">Bệnh nhân và Thân nhân người bệnh – là đối tượng sử dụng, cung cấp dữ liệu và chịu ảnh hưởng trực tiếp từ hệ thống.</w:t>
       </w:r>
     </w:p>
     <w:p>
@@ -105,14 +143,65 @@
         <w:rPr>
           <w:rtl w:val="0"/>
         </w:rPr>
-        <w:t xml:space="preserve">DSS: “In phiếu cước giao hàng” thuộc TPS vì đây là hoạt động tác nghiệp tại bưu cục.</w:t>
+        <w:t xml:space="preserve">Thanh tra Pháp chế &amp; Bảo mật Y tế (Bộ Y tế) – giám sát việc tuân thủ các quy định pháp luật và bảo mật dữ liệu y tế.</w:t>
+      </w:r>
+    </w:p>
+    <w:p>
+      <w:pPr>
+        <w:spacing w:after="240" w:before="240" w:lineRule="auto"/>
+        <w:rPr/>
+      </w:pPr>
+      <w:r>
+        <w:rPr>
+          <w:rtl w:val="0"/>
+        </w:rPr>
+        <w:t xml:space="preserve">Lưu ý: Không xếp máy chủ vào </w:t>
+      </w:r>
+      <w:r>
+        <w:rPr>
+          <w:i w:val="1"/>
+          <w:iCs w:val="1"/>
+          <w:rtl w:val="0"/>
+        </w:rPr>
+        <w:t xml:space="preserve">Manage Closely</w:t>
+      </w:r>
+      <w:r>
+        <w:rPr>
+          <w:rtl w:val="0"/>
+        </w:rPr>
+        <w:t xml:space="preserve"> chỉ vì giá trị thiết bị cao. Ma trận Stakeholder dựa trên quyền lực và mức độ quan tâm của con người/tổ chức, không dựa trên giá trị của thiết bị.</w:t>
+      </w:r>
+    </w:p>
+    <w:p>
+      <w:pPr>
+        <w:pStyle w:val="Heading2"/>
+        <w:keepNext w:val="0"/>
+        <w:keepLines w:val="0"/>
+        <w:spacing w:after="80" w:lineRule="auto"/>
+        <w:rPr>
+          <w:b w:val="1"/>
+          <w:bCs w:val="1"/>
+          <w:sz w:val="34"/>
+          <w:szCs w:val="34"/>
+        </w:rPr>
+      </w:pPr>
+      <w:bookmarkStart w:colFirst="0" w:colLast="0" w:name="_ach36nsxxdy0" w:id="2"/>
+      <w:bookmarkEnd w:id="2"/>
+      <w:r>
+        <w:rPr>
+          <w:b w:val="1"/>
+          <w:bCs w:val="1"/>
+          <w:sz w:val="34"/>
+          <w:szCs w:val="34"/>
+          <w:rtl w:val="0"/>
+        </w:rPr>
+        <w:t xml:space="preserve">Phần 2. Ma trận Stakeholder</w:t>
       </w:r>
     </w:p>
     <w:tbl>
       <w:tblPr>
         <w:tblStyle w:val="Table1"/>
-        <w:tblpPr w:leftFromText="31680" w:rightFromText="180" w:topFromText="180" w:bottomFromText="180" w:vertAnchor="text" w:horzAnchor="text" w:tblpX="0" w:tblpY="0"/>
-        <w:tblW w:w="9030.0" w:type="dxa"/>
+        <w:tblW w:w="9025.511811023624" w:type="dxa"/>
         <w:jc w:val="left"/>
         <w:tblBorders>
           <w:top w:color="000000" w:space="0" w:sz="8" w:val="single"/>
@@ -126,42 +215,81 @@
         <w:tblLook w:val="0600"/>
       </w:tblPr>
       <w:tblGrid>
-        <w:gridCol w:w="1110"/>
-        <w:gridCol w:w="1980"/>
-        <w:gridCol w:w="3525"/>
-        <w:gridCol w:w="2415"/>
+        <w:gridCol w:w="1891.1496722941065"/>
+        <w:gridCol w:w="1522.3754861967554"/>
+        <w:gridCol w:w="2642.8816670310134"/>
+        <w:gridCol w:w="2969.104985501747"/>
         <w:tblGridChange w:id="0">
           <w:tblGrid>
-            <w:gridCol w:w="1110"/>
-            <w:gridCol w:w="1980"/>
-            <w:gridCol w:w="3525"/>
-            <w:gridCol w:w="2415"/>
+            <w:gridCol w:w="1891.1496722941065"/>
+            <w:gridCol w:w="1522.3754861967554"/>
+            <w:gridCol w:w="2642.8816670310134"/>
+            <w:gridCol w:w="2969.104985501747"/>
           </w:tblGrid>
         </w:tblGridChange>
       </w:tblGrid>
       <w:tr>
         <w:trPr>
           <w:cantSplit w:val="0"/>
-          <w:trHeight w:val="630" w:hRule="atLeast"/>
+          <w:trHeight w:val="785" w:hRule="atLeast"/>
           <w:tblHeader w:val="0"/>
         </w:trPr>
         <w:tc>
           <w:tcPr>
-            <w:tcMar>
-              <w:top w:w="113.38582677165356" w:type="dxa"/>
-              <w:left w:w="113.38582677165356" w:type="dxa"/>
-              <w:bottom w:w="113.38582677165356" w:type="dxa"/>
-              <w:right w:w="113.38582677165356" w:type="dxa"/>
-            </w:tcMar>
-            <w:vAlign w:val="center"/>
-          </w:tcPr>
-          <w:p>
-            <w:pPr>
-              <w:jc w:val="center"/>
+            <w:tcBorders>
+              <w:top w:color="000000" w:space="0" w:sz="8" w:val="single"/>
+              <w:left w:color="000000" w:space="0" w:sz="8" w:val="single"/>
+              <w:bottom w:color="000000" w:space="0" w:sz="8" w:val="single"/>
+              <w:right w:color="000000" w:space="0" w:sz="8" w:val="single"/>
+            </w:tcBorders>
+            <w:tcMar>
+              <w:top w:w="100.0" w:type="dxa"/>
+              <w:left w:w="100.0" w:type="dxa"/>
+              <w:bottom w:w="100.0" w:type="dxa"/>
+              <w:right w:w="100.0" w:type="dxa"/>
+            </w:tcMar>
+            <w:vAlign w:val="center"/>
+          </w:tcPr>
+          <w:p>
+            <w:pPr>
+              <w:jc w:val="center"/>
+              <w:rPr/>
+            </w:pPr>
+            <w:r>
               <w:rPr>
                 <w:b w:val="1"/>
                 <w:bCs w:val="1"/>
-              </w:rPr>
+                <w:rtl w:val="0"/>
+              </w:rPr>
+              <w:t xml:space="preserve">Nhóm chiến lược</w:t>
+            </w:r>
+            <w:r>
+              <w:rPr>
+                <w:rtl w:val="0"/>
+              </w:rPr>
+            </w:r>
+          </w:p>
+        </w:tc>
+        <w:tc>
+          <w:tcPr>
+            <w:tcBorders>
+              <w:top w:color="000000" w:space="0" w:sz="8" w:val="single"/>
+              <w:left w:color="000000" w:space="0" w:sz="8" w:val="single"/>
+              <w:bottom w:color="000000" w:space="0" w:sz="8" w:val="single"/>
+              <w:right w:color="000000" w:space="0" w:sz="8" w:val="single"/>
+            </w:tcBorders>
+            <w:tcMar>
+              <w:top w:w="100.0" w:type="dxa"/>
+              <w:left w:w="100.0" w:type="dxa"/>
+              <w:bottom w:w="100.0" w:type="dxa"/>
+              <w:right w:w="100.0" w:type="dxa"/>
+            </w:tcMar>
+            <w:vAlign w:val="center"/>
+          </w:tcPr>
+          <w:p>
+            <w:pPr>
+              <w:jc w:val="center"/>
+              <w:rPr/>
             </w:pPr>
             <w:r>
               <w:rPr>
@@ -169,27 +297,71 @@
                 <w:bCs w:val="1"/>
                 <w:rtl w:val="0"/>
               </w:rPr>
-              <w:t xml:space="preserve">Phân hệ</w:t>
-            </w:r>
-          </w:p>
-        </w:tc>
-        <w:tc>
-          <w:tcPr>
-            <w:tcMar>
-              <w:top w:w="113.38582677165356" w:type="dxa"/>
-              <w:left w:w="113.38582677165356" w:type="dxa"/>
-              <w:bottom w:w="113.38582677165356" w:type="dxa"/>
-              <w:right w:w="113.38582677165356" w:type="dxa"/>
-            </w:tcMar>
-            <w:vAlign w:val="center"/>
-          </w:tcPr>
-          <w:p>
-            <w:pPr>
-              <w:jc w:val="center"/>
+              <w:t xml:space="preserve">Tiêu chí</w:t>
+            </w:r>
+            <w:r>
+              <w:rPr>
+                <w:rtl w:val="0"/>
+              </w:rPr>
+            </w:r>
+          </w:p>
+        </w:tc>
+        <w:tc>
+          <w:tcPr>
+            <w:tcBorders>
+              <w:top w:color="000000" w:space="0" w:sz="8" w:val="single"/>
+              <w:left w:color="000000" w:space="0" w:sz="8" w:val="single"/>
+              <w:bottom w:color="000000" w:space="0" w:sz="8" w:val="single"/>
+              <w:right w:color="000000" w:space="0" w:sz="8" w:val="single"/>
+            </w:tcBorders>
+            <w:tcMar>
+              <w:top w:w="100.0" w:type="dxa"/>
+              <w:left w:w="100.0" w:type="dxa"/>
+              <w:bottom w:w="100.0" w:type="dxa"/>
+              <w:right w:w="100.0" w:type="dxa"/>
+            </w:tcMar>
+            <w:vAlign w:val="center"/>
+          </w:tcPr>
+          <w:p>
+            <w:pPr>
+              <w:jc w:val="center"/>
+              <w:rPr/>
+            </w:pPr>
+            <w:r>
               <w:rPr>
                 <w:b w:val="1"/>
                 <w:bCs w:val="1"/>
-              </w:rPr>
+                <w:rtl w:val="0"/>
+              </w:rPr>
+              <w:t xml:space="preserve">Stakeholder</w:t>
+            </w:r>
+            <w:r>
+              <w:rPr>
+                <w:rtl w:val="0"/>
+              </w:rPr>
+            </w:r>
+          </w:p>
+        </w:tc>
+        <w:tc>
+          <w:tcPr>
+            <w:tcBorders>
+              <w:top w:color="000000" w:space="0" w:sz="8" w:val="single"/>
+              <w:left w:color="000000" w:space="0" w:sz="8" w:val="single"/>
+              <w:bottom w:color="000000" w:space="0" w:sz="8" w:val="single"/>
+              <w:right w:color="000000" w:space="0" w:sz="8" w:val="single"/>
+            </w:tcBorders>
+            <w:tcMar>
+              <w:top w:w="100.0" w:type="dxa"/>
+              <w:left w:w="100.0" w:type="dxa"/>
+              <w:bottom w:w="100.0" w:type="dxa"/>
+              <w:right w:w="100.0" w:type="dxa"/>
+            </w:tcMar>
+            <w:vAlign w:val="center"/>
+          </w:tcPr>
+          <w:p>
+            <w:pPr>
+              <w:jc w:val="center"/>
+              <w:rPr/>
             </w:pPr>
             <w:r>
               <w:rPr>
@@ -197,63 +369,12 @@
                 <w:bCs w:val="1"/>
                 <w:rtl w:val="0"/>
               </w:rPr>
-              <w:t xml:space="preserve">Đặc điểm</w:t>
-            </w:r>
-          </w:p>
-        </w:tc>
-        <w:tc>
-          <w:tcPr>
-            <w:tcMar>
-              <w:top w:w="113.38582677165356" w:type="dxa"/>
-              <w:left w:w="113.38582677165356" w:type="dxa"/>
-              <w:bottom w:w="113.38582677165356" w:type="dxa"/>
-              <w:right w:w="113.38582677165356" w:type="dxa"/>
-            </w:tcMar>
-            <w:vAlign w:val="center"/>
-          </w:tcPr>
-          <w:p>
-            <w:pPr>
-              <w:jc w:val="center"/>
-              <w:rPr>
-                <w:b w:val="1"/>
-                <w:bCs w:val="1"/>
-              </w:rPr>
-            </w:pPr>
-            <w:r>
-              <w:rPr>
-                <w:b w:val="1"/>
-                <w:bCs w:val="1"/>
-                <w:rtl w:val="0"/>
-              </w:rPr>
-              <w:t xml:space="preserve">Ví dụ tại RikkeiExpress</w:t>
-            </w:r>
-          </w:p>
-        </w:tc>
-        <w:tc>
-          <w:tcPr>
-            <w:tcMar>
-              <w:top w:w="113.38582677165356" w:type="dxa"/>
-              <w:left w:w="113.38582677165356" w:type="dxa"/>
-              <w:bottom w:w="113.38582677165356" w:type="dxa"/>
-              <w:right w:w="113.38582677165356" w:type="dxa"/>
-            </w:tcMar>
-            <w:vAlign w:val="center"/>
-          </w:tcPr>
-          <w:p>
-            <w:pPr>
-              <w:jc w:val="center"/>
-              <w:rPr>
-                <w:b w:val="1"/>
-                <w:bCs w:val="1"/>
-              </w:rPr>
-            </w:pPr>
-            <w:r>
-              <w:rPr>
-                <w:b w:val="1"/>
-                <w:bCs w:val="1"/>
-                <w:rtl w:val="0"/>
-              </w:rPr>
-              <w:t xml:space="preserve">Người sử dụng</w:t>
+              <w:t xml:space="preserve">Hành động tương tác chủ chốt</w:t>
+            </w:r>
+            <w:r>
+              <w:rPr>
+                <w:rtl w:val="0"/>
+              </w:rPr>
             </w:r>
           </w:p>
         </w:tc>
@@ -261,98 +382,122 @@
       <w:tr>
         <w:trPr>
           <w:cantSplit w:val="0"/>
-          <w:trHeight w:val="785" w:hRule="atLeast"/>
+          <w:trHeight w:val="1070" w:hRule="atLeast"/>
           <w:tblHeader w:val="0"/>
         </w:trPr>
         <w:tc>
           <w:tcPr>
-            <w:tcMar>
-              <w:top w:w="113.38582677165356" w:type="dxa"/>
-              <w:left w:w="113.38582677165356" w:type="dxa"/>
-              <w:bottom w:w="113.38582677165356" w:type="dxa"/>
-              <w:right w:w="113.38582677165356" w:type="dxa"/>
-            </w:tcMar>
-            <w:vAlign w:val="center"/>
-          </w:tcPr>
-          <w:p>
-            <w:pPr>
-              <w:jc w:val="center"/>
-              <w:rPr/>
-            </w:pPr>
-            <w:r>
-              <w:rPr>
-                <w:rtl w:val="0"/>
-              </w:rPr>
-              <w:t xml:space="preserve">TPS</w:t>
-            </w:r>
-          </w:p>
-        </w:tc>
-        <w:tc>
-          <w:tcPr>
-            <w:tcMar>
-              <w:top w:w="113.38582677165356" w:type="dxa"/>
-              <w:left w:w="113.38582677165356" w:type="dxa"/>
-              <w:bottom w:w="113.38582677165356" w:type="dxa"/>
-              <w:right w:w="113.38582677165356" w:type="dxa"/>
-            </w:tcMar>
-            <w:vAlign w:val="center"/>
-          </w:tcPr>
-          <w:p>
-            <w:pPr>
-              <w:jc w:val="center"/>
-              <w:rPr/>
-            </w:pPr>
-            <w:r>
-              <w:rPr>
-                <w:rtl w:val="0"/>
-              </w:rPr>
-              <w:t xml:space="preserve">Xử lý giao dịch hằng ngày</w:t>
-            </w:r>
-          </w:p>
-        </w:tc>
-        <w:tc>
-          <w:tcPr>
-            <w:tcMar>
-              <w:top w:w="113.38582677165356" w:type="dxa"/>
-              <w:left w:w="113.38582677165356" w:type="dxa"/>
-              <w:bottom w:w="113.38582677165356" w:type="dxa"/>
-              <w:right w:w="113.38582677165356" w:type="dxa"/>
-            </w:tcMar>
-            <w:vAlign w:val="center"/>
-          </w:tcPr>
-          <w:p>
-            <w:pPr>
-              <w:jc w:val="center"/>
-              <w:rPr/>
-            </w:pPr>
-            <w:r>
-              <w:rPr>
-                <w:rtl w:val="0"/>
-              </w:rPr>
-              <w:t xml:space="preserve">Quét mã nhập kho, cập nhật trạng thái đơn, in phiếu cước</w:t>
-            </w:r>
-          </w:p>
-        </w:tc>
-        <w:tc>
-          <w:tcPr>
-            <w:tcMar>
-              <w:top w:w="113.38582677165356" w:type="dxa"/>
-              <w:left w:w="113.38582677165356" w:type="dxa"/>
-              <w:bottom w:w="113.38582677165356" w:type="dxa"/>
-              <w:right w:w="113.38582677165356" w:type="dxa"/>
-            </w:tcMar>
-            <w:vAlign w:val="center"/>
-          </w:tcPr>
-          <w:p>
-            <w:pPr>
-              <w:jc w:val="center"/>
-              <w:rPr/>
-            </w:pPr>
-            <w:r>
-              <w:rPr>
-                <w:rtl w:val="0"/>
-              </w:rPr>
-              <w:t xml:space="preserve">Nhân viên kho, tài xế, nhân viên bưu cục</w:t>
+            <w:tcBorders>
+              <w:top w:color="000000" w:space="0" w:sz="8" w:val="single"/>
+              <w:left w:color="000000" w:space="0" w:sz="8" w:val="single"/>
+              <w:bottom w:color="000000" w:space="0" w:sz="8" w:val="single"/>
+              <w:right w:color="000000" w:space="0" w:sz="8" w:val="single"/>
+            </w:tcBorders>
+            <w:tcMar>
+              <w:top w:w="100.0" w:type="dxa"/>
+              <w:left w:w="100.0" w:type="dxa"/>
+              <w:bottom w:w="100.0" w:type="dxa"/>
+              <w:right w:w="100.0" w:type="dxa"/>
+            </w:tcMar>
+            <w:vAlign w:val="center"/>
+          </w:tcPr>
+          <w:p>
+            <w:pPr>
+              <w:jc w:val="center"/>
+              <w:rPr/>
+            </w:pPr>
+            <w:r>
+              <w:rPr>
+                <w:rtl w:val="0"/>
+              </w:rPr>
+              <w:t xml:space="preserve">Quản lý chặt chẽ (Manage Closely)</w:t>
+            </w:r>
+          </w:p>
+        </w:tc>
+        <w:tc>
+          <w:tcPr>
+            <w:tcBorders>
+              <w:top w:color="000000" w:space="0" w:sz="8" w:val="single"/>
+              <w:left w:color="000000" w:space="0" w:sz="8" w:val="single"/>
+              <w:bottom w:color="000000" w:space="0" w:sz="8" w:val="single"/>
+              <w:right w:color="000000" w:space="0" w:sz="8" w:val="single"/>
+            </w:tcBorders>
+            <w:tcMar>
+              <w:top w:w="100.0" w:type="dxa"/>
+              <w:left w:w="100.0" w:type="dxa"/>
+              <w:bottom w:w="100.0" w:type="dxa"/>
+              <w:right w:w="100.0" w:type="dxa"/>
+            </w:tcMar>
+            <w:vAlign w:val="center"/>
+          </w:tcPr>
+          <w:p>
+            <w:pPr>
+              <w:jc w:val="center"/>
+              <w:rPr/>
+            </w:pPr>
+            <w:r>
+              <w:rPr>
+                <w:rtl w:val="0"/>
+              </w:rPr>
+              <w:t xml:space="preserve">Quyền lực Cao - Quan tâm Cao</w:t>
+            </w:r>
+          </w:p>
+        </w:tc>
+        <w:tc>
+          <w:tcPr>
+            <w:tcBorders>
+              <w:top w:color="000000" w:space="0" w:sz="8" w:val="single"/>
+              <w:left w:color="000000" w:space="0" w:sz="8" w:val="single"/>
+              <w:bottom w:color="000000" w:space="0" w:sz="8" w:val="single"/>
+              <w:right w:color="000000" w:space="0" w:sz="8" w:val="single"/>
+            </w:tcBorders>
+            <w:tcMar>
+              <w:top w:w="100.0" w:type="dxa"/>
+              <w:left w:w="100.0" w:type="dxa"/>
+              <w:bottom w:w="100.0" w:type="dxa"/>
+              <w:right w:w="100.0" w:type="dxa"/>
+            </w:tcMar>
+            <w:vAlign w:val="center"/>
+          </w:tcPr>
+          <w:p>
+            <w:pPr>
+              <w:jc w:val="center"/>
+              <w:rPr/>
+            </w:pPr>
+            <w:r>
+              <w:rPr>
+                <w:rtl w:val="0"/>
+              </w:rPr>
+              <w:t xml:space="preserve">Ban Giám đốc Bệnh viện</w:t>
+            </w:r>
+          </w:p>
+        </w:tc>
+        <w:tc>
+          <w:tcPr>
+            <w:tcBorders>
+              <w:top w:color="000000" w:space="0" w:sz="8" w:val="single"/>
+              <w:left w:color="000000" w:space="0" w:sz="8" w:val="single"/>
+              <w:bottom w:color="000000" w:space="0" w:sz="8" w:val="single"/>
+              <w:right w:color="000000" w:space="0" w:sz="8" w:val="single"/>
+            </w:tcBorders>
+            <w:tcMar>
+              <w:top w:w="100.0" w:type="dxa"/>
+              <w:left w:w="100.0" w:type="dxa"/>
+              <w:bottom w:w="100.0" w:type="dxa"/>
+              <w:right w:w="100.0" w:type="dxa"/>
+            </w:tcMar>
+            <w:vAlign w:val="center"/>
+          </w:tcPr>
+          <w:p>
+            <w:pPr>
+              <w:jc w:val="center"/>
+              <w:rPr/>
+            </w:pPr>
+            <w:r>
+              <w:rPr>
+                <w:rtl w:val="0"/>
+              </w:rPr>
+              <w:t xml:space="preserve">Báo cáo tiến độ trực tiếp, tham gia mọi quyết định lớn.</w:t>
             </w:r>
           </w:p>
         </w:tc>
@@ -360,98 +505,122 @@
       <w:tr>
         <w:trPr>
           <w:cantSplit w:val="0"/>
-          <w:trHeight w:val="785" w:hRule="atLeast"/>
+          <w:trHeight w:val="1070" w:hRule="atLeast"/>
           <w:tblHeader w:val="0"/>
         </w:trPr>
         <w:tc>
           <w:tcPr>
-            <w:tcMar>
-              <w:top w:w="113.38582677165356" w:type="dxa"/>
-              <w:left w:w="113.38582677165356" w:type="dxa"/>
-              <w:bottom w:w="113.38582677165356" w:type="dxa"/>
-              <w:right w:w="113.38582677165356" w:type="dxa"/>
-            </w:tcMar>
-            <w:vAlign w:val="center"/>
-          </w:tcPr>
-          <w:p>
-            <w:pPr>
-              <w:jc w:val="center"/>
-              <w:rPr/>
-            </w:pPr>
-            <w:r>
-              <w:rPr>
-                <w:rtl w:val="0"/>
-              </w:rPr>
-              <w:t xml:space="preserve">MIS</w:t>
-            </w:r>
-          </w:p>
-        </w:tc>
-        <w:tc>
-          <w:tcPr>
-            <w:tcMar>
-              <w:top w:w="113.38582677165356" w:type="dxa"/>
-              <w:left w:w="113.38582677165356" w:type="dxa"/>
-              <w:bottom w:w="113.38582677165356" w:type="dxa"/>
-              <w:right w:w="113.38582677165356" w:type="dxa"/>
-            </w:tcMar>
-            <w:vAlign w:val="center"/>
-          </w:tcPr>
-          <w:p>
-            <w:pPr>
-              <w:jc w:val="center"/>
-              <w:rPr/>
-            </w:pPr>
-            <w:r>
-              <w:rPr>
-                <w:rtl w:val="0"/>
-              </w:rPr>
-              <w:t xml:space="preserve">Tổng hợp, thống kê và báo cáo</w:t>
-            </w:r>
-          </w:p>
-        </w:tc>
-        <w:tc>
-          <w:tcPr>
-            <w:tcMar>
-              <w:top w:w="113.38582677165356" w:type="dxa"/>
-              <w:left w:w="113.38582677165356" w:type="dxa"/>
-              <w:bottom w:w="113.38582677165356" w:type="dxa"/>
-              <w:right w:w="113.38582677165356" w:type="dxa"/>
-            </w:tcMar>
-            <w:vAlign w:val="center"/>
-          </w:tcPr>
-          <w:p>
-            <w:pPr>
-              <w:jc w:val="center"/>
-              <w:rPr/>
-            </w:pPr>
-            <w:r>
-              <w:rPr>
-                <w:rtl w:val="0"/>
-              </w:rPr>
-              <w:t xml:space="preserve">Báo cáo doanh thu tháng, số lượng đơn giao theo tuần</w:t>
-            </w:r>
-          </w:p>
-        </w:tc>
-        <w:tc>
-          <w:tcPr>
-            <w:tcMar>
-              <w:top w:w="113.38582677165356" w:type="dxa"/>
-              <w:left w:w="113.38582677165356" w:type="dxa"/>
-              <w:bottom w:w="113.38582677165356" w:type="dxa"/>
-              <w:right w:w="113.38582677165356" w:type="dxa"/>
-            </w:tcMar>
-            <w:vAlign w:val="center"/>
-          </w:tcPr>
-          <w:p>
-            <w:pPr>
-              <w:jc w:val="center"/>
-              <w:rPr/>
-            </w:pPr>
-            <w:r>
-              <w:rPr>
-                <w:rtl w:val="0"/>
-              </w:rPr>
-              <w:t xml:space="preserve">Quản lý bưu cục, Trưởng vùng</w:t>
+            <w:tcBorders>
+              <w:top w:color="000000" w:space="0" w:sz="8" w:val="single"/>
+              <w:left w:color="000000" w:space="0" w:sz="8" w:val="single"/>
+              <w:bottom w:color="000000" w:space="0" w:sz="8" w:val="single"/>
+              <w:right w:color="000000" w:space="0" w:sz="8" w:val="single"/>
+            </w:tcBorders>
+            <w:tcMar>
+              <w:top w:w="100.0" w:type="dxa"/>
+              <w:left w:w="100.0" w:type="dxa"/>
+              <w:bottom w:w="100.0" w:type="dxa"/>
+              <w:right w:w="100.0" w:type="dxa"/>
+            </w:tcMar>
+            <w:vAlign w:val="center"/>
+          </w:tcPr>
+          <w:p>
+            <w:pPr>
+              <w:jc w:val="center"/>
+              <w:rPr/>
+            </w:pPr>
+            <w:r>
+              <w:rPr>
+                <w:rtl w:val="0"/>
+              </w:rPr>
+              <w:t xml:space="preserve">Giữ hài lòng (Keep Satisfied)</w:t>
+            </w:r>
+          </w:p>
+        </w:tc>
+        <w:tc>
+          <w:tcPr>
+            <w:tcBorders>
+              <w:top w:color="000000" w:space="0" w:sz="8" w:val="single"/>
+              <w:left w:color="000000" w:space="0" w:sz="8" w:val="single"/>
+              <w:bottom w:color="000000" w:space="0" w:sz="8" w:val="single"/>
+              <w:right w:color="000000" w:space="0" w:sz="8" w:val="single"/>
+            </w:tcBorders>
+            <w:tcMar>
+              <w:top w:w="100.0" w:type="dxa"/>
+              <w:left w:w="100.0" w:type="dxa"/>
+              <w:bottom w:w="100.0" w:type="dxa"/>
+              <w:right w:w="100.0" w:type="dxa"/>
+            </w:tcMar>
+            <w:vAlign w:val="center"/>
+          </w:tcPr>
+          <w:p>
+            <w:pPr>
+              <w:jc w:val="center"/>
+              <w:rPr/>
+            </w:pPr>
+            <w:r>
+              <w:rPr>
+                <w:rtl w:val="0"/>
+              </w:rPr>
+              <w:t xml:space="preserve">Quyền lực Cao - Quan tâm Thấp</w:t>
+            </w:r>
+          </w:p>
+        </w:tc>
+        <w:tc>
+          <w:tcPr>
+            <w:tcBorders>
+              <w:top w:color="000000" w:space="0" w:sz="8" w:val="single"/>
+              <w:left w:color="000000" w:space="0" w:sz="8" w:val="single"/>
+              <w:bottom w:color="000000" w:space="0" w:sz="8" w:val="single"/>
+              <w:right w:color="000000" w:space="0" w:sz="8" w:val="single"/>
+            </w:tcBorders>
+            <w:tcMar>
+              <w:top w:w="100.0" w:type="dxa"/>
+              <w:left w:w="100.0" w:type="dxa"/>
+              <w:bottom w:w="100.0" w:type="dxa"/>
+              <w:right w:w="100.0" w:type="dxa"/>
+            </w:tcMar>
+            <w:vAlign w:val="center"/>
+          </w:tcPr>
+          <w:p>
+            <w:pPr>
+              <w:jc w:val="center"/>
+              <w:rPr/>
+            </w:pPr>
+            <w:r>
+              <w:rPr>
+                <w:rtl w:val="0"/>
+              </w:rPr>
+              <w:t xml:space="preserve">Thanh tra Pháp chế &amp; Bảo mật Y tế</w:t>
+            </w:r>
+          </w:p>
+        </w:tc>
+        <w:tc>
+          <w:tcPr>
+            <w:tcBorders>
+              <w:top w:color="000000" w:space="0" w:sz="8" w:val="single"/>
+              <w:left w:color="000000" w:space="0" w:sz="8" w:val="single"/>
+              <w:bottom w:color="000000" w:space="0" w:sz="8" w:val="single"/>
+              <w:right w:color="000000" w:space="0" w:sz="8" w:val="single"/>
+            </w:tcBorders>
+            <w:tcMar>
+              <w:top w:w="100.0" w:type="dxa"/>
+              <w:left w:w="100.0" w:type="dxa"/>
+              <w:bottom w:w="100.0" w:type="dxa"/>
+              <w:right w:w="100.0" w:type="dxa"/>
+            </w:tcMar>
+            <w:vAlign w:val="center"/>
+          </w:tcPr>
+          <w:p>
+            <w:pPr>
+              <w:jc w:val="center"/>
+              <w:rPr/>
+            </w:pPr>
+            <w:r>
+              <w:rPr>
+                <w:rtl w:val="0"/>
+              </w:rPr>
+              <w:t xml:space="preserve">Cung cấp báo cáo tuân thủ, cập nhật các vấn đề pháp lý quan trọng.</w:t>
             </w:r>
           </w:p>
         </w:tc>
@@ -459,98 +628,245 @@
       <w:tr>
         <w:trPr>
           <w:cantSplit w:val="0"/>
-          <w:trHeight w:val="785" w:hRule="atLeast"/>
+          <w:trHeight w:val="1070" w:hRule="atLeast"/>
           <w:tblHeader w:val="0"/>
         </w:trPr>
         <w:tc>
           <w:tcPr>
-            <w:tcMar>
-              <w:top w:w="113.38582677165356" w:type="dxa"/>
-              <w:left w:w="113.38582677165356" w:type="dxa"/>
-              <w:bottom w:w="113.38582677165356" w:type="dxa"/>
-              <w:right w:w="113.38582677165356" w:type="dxa"/>
-            </w:tcMar>
-            <w:vAlign w:val="center"/>
-          </w:tcPr>
-          <w:p>
-            <w:pPr>
-              <w:jc w:val="center"/>
-              <w:rPr/>
-            </w:pPr>
-            <w:r>
-              <w:rPr>
-                <w:rtl w:val="0"/>
-              </w:rPr>
-              <w:t xml:space="preserve">DSS</w:t>
-            </w:r>
-          </w:p>
-        </w:tc>
-        <w:tc>
-          <w:tcPr>
-            <w:tcMar>
-              <w:top w:w="113.38582677165356" w:type="dxa"/>
-              <w:left w:w="113.38582677165356" w:type="dxa"/>
-              <w:bottom w:w="113.38582677165356" w:type="dxa"/>
-              <w:right w:w="113.38582677165356" w:type="dxa"/>
-            </w:tcMar>
-            <w:vAlign w:val="center"/>
-          </w:tcPr>
-          <w:p>
-            <w:pPr>
-              <w:jc w:val="center"/>
-              <w:rPr/>
-            </w:pPr>
-            <w:r>
-              <w:rPr>
-                <w:rtl w:val="0"/>
-              </w:rPr>
-              <w:t xml:space="preserve">Phân tích, dự báo và hỗ trợ quyết định</w:t>
-            </w:r>
-          </w:p>
-        </w:tc>
-        <w:tc>
-          <w:tcPr>
-            <w:tcMar>
-              <w:top w:w="113.38582677165356" w:type="dxa"/>
-              <w:left w:w="113.38582677165356" w:type="dxa"/>
-              <w:bottom w:w="113.38582677165356" w:type="dxa"/>
-              <w:right w:w="113.38582677165356" w:type="dxa"/>
-            </w:tcMar>
-            <w:vAlign w:val="center"/>
-          </w:tcPr>
-          <w:p>
-            <w:pPr>
-              <w:jc w:val="center"/>
-              <w:rPr/>
-            </w:pPr>
-            <w:r>
-              <w:rPr>
-                <w:rtl w:val="0"/>
-              </w:rPr>
-              <w:t xml:space="preserve">Dự báo nhu cầu giao hàng, dự báo điểm nóng quá tải</w:t>
-            </w:r>
-          </w:p>
-        </w:tc>
-        <w:tc>
-          <w:tcPr>
-            <w:tcMar>
-              <w:top w:w="113.38582677165356" w:type="dxa"/>
-              <w:left w:w="113.38582677165356" w:type="dxa"/>
-              <w:bottom w:w="113.38582677165356" w:type="dxa"/>
-              <w:right w:w="113.38582677165356" w:type="dxa"/>
-            </w:tcMar>
-            <w:vAlign w:val="center"/>
-          </w:tcPr>
-          <w:p>
-            <w:pPr>
-              <w:jc w:val="center"/>
-              <w:rPr/>
-            </w:pPr>
-            <w:r>
-              <w:rPr>
-                <w:rtl w:val="0"/>
-              </w:rPr>
-              <w:t xml:space="preserve">Ban Giám đốc</w:t>
+            <w:tcBorders>
+              <w:top w:color="000000" w:space="0" w:sz="8" w:val="single"/>
+              <w:left w:color="000000" w:space="0" w:sz="8" w:val="single"/>
+              <w:bottom w:color="000000" w:space="0" w:sz="8" w:val="single"/>
+              <w:right w:color="000000" w:space="0" w:sz="8" w:val="single"/>
+            </w:tcBorders>
+            <w:tcMar>
+              <w:top w:w="100.0" w:type="dxa"/>
+              <w:left w:w="100.0" w:type="dxa"/>
+              <w:bottom w:w="100.0" w:type="dxa"/>
+              <w:right w:w="100.0" w:type="dxa"/>
+            </w:tcMar>
+            <w:vAlign w:val="center"/>
+          </w:tcPr>
+          <w:p>
+            <w:pPr>
+              <w:jc w:val="center"/>
+              <w:rPr/>
+            </w:pPr>
+            <w:r>
+              <w:rPr>
+                <w:rtl w:val="0"/>
+              </w:rPr>
+              <w:t xml:space="preserve">Giữ thông tin (Keep Informed)</w:t>
+            </w:r>
+          </w:p>
+        </w:tc>
+        <w:tc>
+          <w:tcPr>
+            <w:tcBorders>
+              <w:top w:color="000000" w:space="0" w:sz="8" w:val="single"/>
+              <w:left w:color="000000" w:space="0" w:sz="8" w:val="single"/>
+              <w:bottom w:color="000000" w:space="0" w:sz="8" w:val="single"/>
+              <w:right w:color="000000" w:space="0" w:sz="8" w:val="single"/>
+            </w:tcBorders>
+            <w:tcMar>
+              <w:top w:w="100.0" w:type="dxa"/>
+              <w:left w:w="100.0" w:type="dxa"/>
+              <w:bottom w:w="100.0" w:type="dxa"/>
+              <w:right w:w="100.0" w:type="dxa"/>
+            </w:tcMar>
+            <w:vAlign w:val="center"/>
+          </w:tcPr>
+          <w:p>
+            <w:pPr>
+              <w:jc w:val="center"/>
+              <w:rPr/>
+            </w:pPr>
+            <w:r>
+              <w:rPr>
+                <w:rtl w:val="0"/>
+              </w:rPr>
+              <w:t xml:space="preserve">Quyền lực Thấp - Quan tâm Cao</w:t>
+            </w:r>
+          </w:p>
+        </w:tc>
+        <w:tc>
+          <w:tcPr>
+            <w:tcBorders>
+              <w:top w:color="000000" w:space="0" w:sz="8" w:val="single"/>
+              <w:left w:color="000000" w:space="0" w:sz="8" w:val="single"/>
+              <w:bottom w:color="000000" w:space="0" w:sz="8" w:val="single"/>
+              <w:right w:color="000000" w:space="0" w:sz="8" w:val="single"/>
+            </w:tcBorders>
+            <w:tcMar>
+              <w:top w:w="100.0" w:type="dxa"/>
+              <w:left w:w="100.0" w:type="dxa"/>
+              <w:bottom w:w="100.0" w:type="dxa"/>
+              <w:right w:w="100.0" w:type="dxa"/>
+            </w:tcMar>
+            <w:vAlign w:val="center"/>
+          </w:tcPr>
+          <w:p>
+            <w:pPr>
+              <w:jc w:val="center"/>
+              <w:rPr/>
+            </w:pPr>
+            <w:r>
+              <w:rPr>
+                <w:rtl w:val="0"/>
+              </w:rPr>
+              <w:t xml:space="preserve">Bác sĩ điều trị trực tiếp</w:t>
+            </w:r>
+          </w:p>
+        </w:tc>
+        <w:tc>
+          <w:tcPr>
+            <w:tcBorders>
+              <w:top w:color="000000" w:space="0" w:sz="8" w:val="single"/>
+              <w:left w:color="000000" w:space="0" w:sz="8" w:val="single"/>
+              <w:bottom w:color="000000" w:space="0" w:sz="8" w:val="single"/>
+              <w:right w:color="000000" w:space="0" w:sz="8" w:val="single"/>
+            </w:tcBorders>
+            <w:tcMar>
+              <w:top w:w="100.0" w:type="dxa"/>
+              <w:left w:w="100.0" w:type="dxa"/>
+              <w:bottom w:w="100.0" w:type="dxa"/>
+              <w:right w:w="100.0" w:type="dxa"/>
+            </w:tcMar>
+            <w:vAlign w:val="center"/>
+          </w:tcPr>
+          <w:p>
+            <w:pPr>
+              <w:jc w:val="center"/>
+              <w:rPr/>
+            </w:pPr>
+            <w:r>
+              <w:rPr>
+                <w:rtl w:val="0"/>
+              </w:rPr>
+              <w:t xml:space="preserve">Cập nhật thường xuyên, tiếp nhận phản hồi về quy trình khám và sử dụng EHR.</w:t>
+            </w:r>
+          </w:p>
+        </w:tc>
+      </w:tr>
+      <w:tr>
+        <w:trPr>
+          <w:cantSplit w:val="0"/>
+          <w:trHeight w:val="1070" w:hRule="atLeast"/>
+          <w:tblHeader w:val="0"/>
+        </w:trPr>
+        <w:tc>
+          <w:tcPr>
+            <w:tcBorders>
+              <w:top w:color="000000" w:space="0" w:sz="8" w:val="single"/>
+              <w:left w:color="000000" w:space="0" w:sz="8" w:val="single"/>
+              <w:bottom w:color="000000" w:space="0" w:sz="8" w:val="single"/>
+              <w:right w:color="000000" w:space="0" w:sz="8" w:val="single"/>
+            </w:tcBorders>
+            <w:tcMar>
+              <w:top w:w="100.0" w:type="dxa"/>
+              <w:left w:w="100.0" w:type="dxa"/>
+              <w:bottom w:w="100.0" w:type="dxa"/>
+              <w:right w:w="100.0" w:type="dxa"/>
+            </w:tcMar>
+            <w:vAlign w:val="center"/>
+          </w:tcPr>
+          <w:p>
+            <w:pPr>
+              <w:jc w:val="center"/>
+              <w:rPr/>
+            </w:pPr>
+            <w:r>
+              <w:rPr>
+                <w:rtl w:val="0"/>
+              </w:rPr>
+              <w:t xml:space="preserve">Giám sát tối thiểu (Monitor)</w:t>
+            </w:r>
+          </w:p>
+        </w:tc>
+        <w:tc>
+          <w:tcPr>
+            <w:tcBorders>
+              <w:top w:color="000000" w:space="0" w:sz="8" w:val="single"/>
+              <w:left w:color="000000" w:space="0" w:sz="8" w:val="single"/>
+              <w:bottom w:color="000000" w:space="0" w:sz="8" w:val="single"/>
+              <w:right w:color="000000" w:space="0" w:sz="8" w:val="single"/>
+            </w:tcBorders>
+            <w:tcMar>
+              <w:top w:w="100.0" w:type="dxa"/>
+              <w:left w:w="100.0" w:type="dxa"/>
+              <w:bottom w:w="100.0" w:type="dxa"/>
+              <w:right w:w="100.0" w:type="dxa"/>
+            </w:tcMar>
+            <w:vAlign w:val="center"/>
+          </w:tcPr>
+          <w:p>
+            <w:pPr>
+              <w:jc w:val="center"/>
+              <w:rPr/>
+            </w:pPr>
+            <w:r>
+              <w:rPr>
+                <w:rtl w:val="0"/>
+              </w:rPr>
+              <w:t xml:space="preserve">Quyền lực Thấp - Quan tâm Thấp</w:t>
+            </w:r>
+          </w:p>
+        </w:tc>
+        <w:tc>
+          <w:tcPr>
+            <w:tcBorders>
+              <w:top w:color="000000" w:space="0" w:sz="8" w:val="single"/>
+              <w:left w:color="000000" w:space="0" w:sz="8" w:val="single"/>
+              <w:bottom w:color="000000" w:space="0" w:sz="8" w:val="single"/>
+              <w:right w:color="000000" w:space="0" w:sz="8" w:val="single"/>
+            </w:tcBorders>
+            <w:tcMar>
+              <w:top w:w="100.0" w:type="dxa"/>
+              <w:left w:w="100.0" w:type="dxa"/>
+              <w:bottom w:w="100.0" w:type="dxa"/>
+              <w:right w:w="100.0" w:type="dxa"/>
+            </w:tcMar>
+            <w:vAlign w:val="center"/>
+          </w:tcPr>
+          <w:p>
+            <w:pPr>
+              <w:jc w:val="center"/>
+              <w:rPr/>
+            </w:pPr>
+            <w:r>
+              <w:rPr>
+                <w:rtl w:val="0"/>
+              </w:rPr>
+              <w:t xml:space="preserve">Bệnh nhân và Thân nhân (nói chung, ở cấp độ quản trị dự án)</w:t>
+            </w:r>
+          </w:p>
+        </w:tc>
+        <w:tc>
+          <w:tcPr>
+            <w:tcBorders>
+              <w:top w:color="000000" w:space="0" w:sz="8" w:val="single"/>
+              <w:left w:color="000000" w:space="0" w:sz="8" w:val="single"/>
+              <w:bottom w:color="000000" w:space="0" w:sz="8" w:val="single"/>
+              <w:right w:color="000000" w:space="0" w:sz="8" w:val="single"/>
+            </w:tcBorders>
+            <w:tcMar>
+              <w:top w:w="100.0" w:type="dxa"/>
+              <w:left w:w="100.0" w:type="dxa"/>
+              <w:bottom w:w="100.0" w:type="dxa"/>
+              <w:right w:w="100.0" w:type="dxa"/>
+            </w:tcMar>
+            <w:vAlign w:val="center"/>
+          </w:tcPr>
+          <w:p>
+            <w:pPr>
+              <w:jc w:val="center"/>
+              <w:rPr/>
+            </w:pPr>
+            <w:r>
+              <w:rPr>
+                <w:rtl w:val="0"/>
+              </w:rPr>
+              <w:t xml:space="preserve">Thông báo định kỳ qua email/app, không cần họp riêng.</w:t>
             </w:r>
           </w:p>
         </w:tc>
@@ -558,31 +874,40 @@
     </w:tbl>
     <w:p>
       <w:pPr>
-        <w:pStyle w:val="Heading3"/>
-        <w:spacing w:after="240" w:before="240" w:lineRule="auto"/>
-        <w:rPr/>
-      </w:pPr>
-      <w:bookmarkStart w:colFirst="0" w:colLast="0" w:name="_igbfy1p89n9e" w:id="2"/>
-      <w:bookmarkEnd w:id="2"/>
+        <w:pStyle w:val="Heading2"/>
+        <w:keepNext w:val="0"/>
+        <w:keepLines w:val="0"/>
+        <w:spacing w:after="80" w:lineRule="auto"/>
+        <w:rPr>
+          <w:b w:val="1"/>
+          <w:bCs w:val="1"/>
+          <w:sz w:val="34"/>
+          <w:szCs w:val="34"/>
+        </w:rPr>
+      </w:pPr>
+      <w:bookmarkStart w:colFirst="0" w:colLast="0" w:name="_imn4sonq819d" w:id="3"/>
+      <w:bookmarkEnd w:id="3"/>
       <w:r>
         <w:rPr>
+          <w:b w:val="1"/>
+          <w:bCs w:val="1"/>
+          <w:sz w:val="34"/>
+          <w:szCs w:val="34"/>
           <w:rtl w:val="0"/>
         </w:rPr>
+        <w:t xml:space="preserve">Phần 3. Giải quyết xung đột Bác sĩ – Pháp chế</w:t>
       </w:r>
     </w:p>
     <w:p>
       <w:pPr>
-        <w:pStyle w:val="Heading3"/>
         <w:spacing w:after="240" w:before="240" w:lineRule="auto"/>
         <w:rPr/>
       </w:pPr>
-      <w:bookmarkStart w:colFirst="0" w:colLast="0" w:name="_o2k89qmefe7j" w:id="3"/>
-      <w:bookmarkEnd w:id="3"/>
       <w:r>
         <w:rPr>
           <w:rtl w:val="0"/>
         </w:rPr>
-        <w:t xml:space="preserve">PHẦN 2. GIẢI THÍCH VÀ ĐỀ XUẤT</w:t>
+        <w:t xml:space="preserve">Giải pháp dung hòa là duy trì Consent khi truy cập thông tin nhạy cảm trong điều kiện bình thường, nhưng cho phép bác sĩ sử dụng Emergency Override khi bệnh nhân hôn mê hoặc không thể cung cấp mã xác nhận; mọi lần sử dụng quyền khẩn cấp phải được ghi đầy đủ vào audit log để phục vụ kiểm tra và truy vết sau đó.</w:t>
       </w:r>
     </w:p>
     <w:p>
@@ -594,43 +919,7 @@
         <w:rPr>
           <w:rtl w:val="0"/>
         </w:rPr>
-        <w:t xml:space="preserve">TPS yêu cầu tốc độ xử lý nhanh và độ chính xác cao vì hệ thống phải xử lý số lượng lớn giao dịch phát sinh liên tục trong ngày. Ví dụ, khi tài xế cập nhật trạng thái hoặc nhân viên kho quét mã nhập hàng, dữ liệu phải được ghi nhận ngay để tránh sai lệch thông tin đơn hàng và tồn kho.</w:t>
-      </w:r>
-    </w:p>
-    <w:p>
-      <w:pPr>
-        <w:spacing w:after="240" w:before="240" w:lineRule="auto"/>
-        <w:rPr/>
-      </w:pPr>
-      <w:r>
-        <w:rPr>
-          <w:rtl w:val="0"/>
-        </w:rPr>
-        <w:t xml:space="preserve">MIS tập trung vào việc tổng hợp dữ liệu đã phát sinh để tạo báo cáo phục vụ quản lý. Ví dụ, báo cáo doanh thu tháng hoặc số lượng đơn giao thành công giúp quản lý đánh giá tình hình hoạt động.</w:t>
-      </w:r>
-    </w:p>
-    <w:p>
-      <w:pPr>
-        <w:spacing w:after="240" w:before="240" w:lineRule="auto"/>
-        <w:rPr/>
-      </w:pPr>
-      <w:r>
-        <w:rPr>
-          <w:rtl w:val="0"/>
-        </w:rPr>
-        <w:t xml:space="preserve">DSS sử dụng dữ liệu lịch sử và các phương pháp phân tích để hỗ trợ quyết định. Ví dụ, dự báo số lượng đơn trong mùa Tết giúp Ban Giám đốc chủ động điều phối nhân sự hoặc xem xét mở thêm điểm giao nhận.</w:t>
-      </w:r>
-    </w:p>
-    <w:p>
-      <w:pPr>
-        <w:spacing w:after="240" w:before="240" w:lineRule="auto"/>
-        <w:rPr/>
-      </w:pPr>
-      <w:r>
-        <w:rPr>
-          <w:rtl w:val="0"/>
-        </w:rPr>
-        <w:t xml:space="preserve">Kết luận: TPS phục vụ tác nghiệp, MIS phục vụ quản lý, còn DSS phục vụ ra quyết định. Việc phân loại đúng giúp xác định đúng chức năng, người sử dụng và mục đích của từng phân hệ trong RikkeiExpress.</w:t>
+        <w:t xml:space="preserve">Cơ chế này vừa đáp ứng yêu cầu bảo mật của Pháp chế, vừa đảm bảo bác sĩ có thể tiếp cận thông tin cần thiết trong tình huống cấp cứu, tránh việc quy trình xác thực trở thành nguyên nhân cản trở việc cứu chữa bệnh nhân.</w:t>
       </w:r>
     </w:p>
     <w:p>
@@ -657,8 +946,8 @@
   <w:abstractNum w:abstractNumId="1">
     <w:lvl w:ilvl="0">
       <w:start w:val="1"/>
-      <w:numFmt w:val="bullet"/>
-      <w:lvlText w:val="●"/>
+      <w:numFmt w:val="decimal"/>
+      <w:lvlText w:val="%1."/>
       <w:lvlJc w:val="left"/>
       <w:pPr>
         <w:ind w:left="720" w:hanging="360"/>
@@ -669,8 +958,8 @@
     </w:lvl>
     <w:lvl w:ilvl="1">
       <w:start w:val="1"/>
-      <w:numFmt w:val="bullet"/>
-      <w:lvlText w:val="○"/>
+      <w:numFmt w:val="lowerLetter"/>
+      <w:lvlText w:val="%2."/>
       <w:lvlJc w:val="left"/>
       <w:pPr>
         <w:ind w:left="1440" w:hanging="360"/>
@@ -681,8 +970,8 @@
     </w:lvl>
     <w:lvl w:ilvl="2">
       <w:start w:val="1"/>
-      <w:numFmt w:val="bullet"/>
-      <w:lvlText w:val="■"/>
+      <w:numFmt w:val="lowerRoman"/>
+      <w:lvlText w:val="%3."/>
       <w:lvlJc w:val="left"/>
       <w:pPr>
         <w:ind w:left="2160" w:hanging="360"/>
@@ -693,8 +982,8 @@
     </w:lvl>
     <w:lvl w:ilvl="3">
       <w:start w:val="1"/>
-      <w:numFmt w:val="bullet"/>
-      <w:lvlText w:val="●"/>
+      <w:numFmt w:val="decimal"/>
+      <w:lvlText w:val="%4."/>
       <w:lvlJc w:val="left"/>
       <w:pPr>
         <w:ind w:left="2880" w:hanging="360"/>
@@ -705,8 +994,8 @@
     </w:lvl>
     <w:lvl w:ilvl="4">
       <w:start w:val="1"/>
-      <w:numFmt w:val="bullet"/>
-      <w:lvlText w:val="○"/>
+      <w:numFmt w:val="lowerLetter"/>
+      <w:lvlText w:val="%5."/>
       <w:lvlJc w:val="left"/>
       <w:pPr>
         <w:ind w:left="3600" w:hanging="360"/>
@@ -717,8 +1006,8 @@
     </w:lvl>
     <w:lvl w:ilvl="5">
       <w:start w:val="1"/>
-      <w:numFmt w:val="bullet"/>
-      <w:lvlText w:val="■"/>
+      <w:numFmt w:val="lowerRoman"/>
+      <w:lvlText w:val="%6."/>
       <w:lvlJc w:val="left"/>
       <w:pPr>
         <w:ind w:left="4320" w:hanging="360"/>
@@ -729,8 +1018,8 @@
     </w:lvl>
     <w:lvl w:ilvl="6">
       <w:start w:val="1"/>
-      <w:numFmt w:val="bullet"/>
-      <w:lvlText w:val="●"/>
+      <w:numFmt w:val="decimal"/>
+      <w:lvlText w:val="%7."/>
       <w:lvlJc w:val="left"/>
       <w:pPr>
         <w:ind w:left="5040" w:hanging="360"/>
@@ -741,8 +1030,8 @@
     </w:lvl>
     <w:lvl w:ilvl="7">
       <w:start w:val="1"/>
-      <w:numFmt w:val="bullet"/>
-      <w:lvlText w:val="○"/>
+      <w:numFmt w:val="lowerLetter"/>
+      <w:lvlText w:val="%8."/>
       <w:lvlJc w:val="left"/>
       <w:pPr>
         <w:ind w:left="5760" w:hanging="360"/>
@@ -753,8 +1042,8 @@
     </w:lvl>
     <w:lvl w:ilvl="8">
       <w:start w:val="1"/>
-      <w:numFmt w:val="bullet"/>
-      <w:lvlText w:val="■"/>
+      <w:numFmt w:val="lowerRoman"/>
+      <w:lvlText w:val="%9."/>
       <w:lvlJc w:val="left"/>
       <w:pPr>
         <w:ind w:left="6480" w:hanging="360"/>
